--- a/PM 03/pm03-contact-form/evidence/validation-error.docx
+++ b/PM 03/pm03-contact-form/evidence/validation-error.docx
@@ -15,8 +15,13 @@
         <w:pStyle w:val="Heading3"/>
       </w:pPr>
       <w:r>
-        <w:t>Broken Code Example: SyntaxError</w:t>
+        <w:t xml:space="preserve">Broken Code Example: </w:t>
       </w:r>
+      <w:proofErr w:type="spellStart"/>
+      <w:r>
+        <w:t>SyntaxError</w:t>
+      </w:r>
+      <w:proofErr w:type="spellEnd"/>
     </w:p>
     <w:p>
       <w:pPr>
@@ -35,10 +40,10 @@
           <w:noProof/>
         </w:rPr>
         <w:drawing>
-          <wp:inline distT="0" distB="0" distL="0" distR="0" wp14:anchorId="576858ED" wp14:editId="4E587EFC">
-            <wp:extent cx="5067300" cy="1514475"/>
-            <wp:effectExtent l="0" t="0" r="0" b="9525"/>
-            <wp:docPr id="2064504510" name="Picture 1" descr="Welcome to PM-03&#10;&#10;AI-generated content may be incorrect."/>
+          <wp:inline distT="0" distB="0" distL="0" distR="0" wp14:anchorId="141E96CE" wp14:editId="7BDC2FA9">
+            <wp:extent cx="5381625" cy="1333500"/>
+            <wp:effectExtent l="0" t="0" r="9525" b="0"/>
+            <wp:docPr id="1193872723" name="Picture 1" descr="The image shows a snippet of JavaScript code with a syntax error, specifically a missing closing bracket, and a console.log statement welcoming users to PM-03.&#10;&#10;AI-generated content may be incorrect."/>
             <wp:cNvGraphicFramePr>
               <a:graphicFrameLocks xmlns:a="http://schemas.openxmlformats.org/drawingml/2006/main" noChangeAspect="1"/>
             </wp:cNvGraphicFramePr>
@@ -46,7 +51,7 @@
               <a:graphicData uri="http://schemas.openxmlformats.org/drawingml/2006/picture">
                 <pic:pic xmlns:pic="http://schemas.openxmlformats.org/drawingml/2006/picture">
                   <pic:nvPicPr>
-                    <pic:cNvPr id="2064504510" name="Picture 1" descr="Welcome to PM-03&#10;&#10;AI-generated content may be incorrect."/>
+                    <pic:cNvPr id="1193872723" name="Picture 1" descr="The image shows a snippet of JavaScript code with a syntax error, specifically a missing closing bracket, and a console.log statement welcoming users to PM-03.&#10;&#10;AI-generated content may be incorrect."/>
                     <pic:cNvPicPr/>
                   </pic:nvPicPr>
                   <pic:blipFill>
@@ -58,7 +63,7 @@
                   <pic:spPr>
                     <a:xfrm>
                       <a:off x="0" y="0"/>
-                      <a:ext cx="5067300" cy="1514475"/>
+                      <a:ext cx="5381625" cy="1333500"/>
                     </a:xfrm>
                     <a:prstGeom prst="rect">
                       <a:avLst/>
@@ -118,8 +123,13 @@
         <w:pStyle w:val="Heading3"/>
       </w:pPr>
       <w:r>
-        <w:t>Broken Code Example: ReferenceError</w:t>
+        <w:t xml:space="preserve">Broken Code Example: </w:t>
       </w:r>
+      <w:proofErr w:type="spellStart"/>
+      <w:r>
+        <w:t>ReferenceError</w:t>
+      </w:r>
+      <w:proofErr w:type="spellEnd"/>
     </w:p>
     <w:p>
       <w:pPr>

--- a/PM 03/pm03-contact-form/evidence/validation-error.docx
+++ b/PM 03/pm03-contact-form/evidence/validation-error.docx
@@ -223,6 +223,175 @@
         </w:drawing>
       </w:r>
     </w:p>
+    <w:p>
+      <w:pPr>
+        <w:pStyle w:val="Heading2"/>
+      </w:pPr>
+      <w:r>
+        <w:lastRenderedPageBreak/>
+        <w:t>Practical Skill 4: DOM Manipulation</w:t>
+      </w:r>
+    </w:p>
+    <w:p>
+      <w:pPr>
+        <w:pStyle w:val="Heading3"/>
+      </w:pPr>
+      <w:r>
+        <w:t>Reading input values</w:t>
+      </w:r>
+    </w:p>
+    <w:p>
+      <w:r>
+        <w:rPr>
+          <w:noProof/>
+        </w:rPr>
+        <w:drawing>
+          <wp:inline distT="0" distB="0" distL="0" distR="0" wp14:anchorId="4FBAABF6" wp14:editId="76F2DB92">
+            <wp:extent cx="5731510" cy="2066290"/>
+            <wp:effectExtent l="0" t="0" r="2540" b="0"/>
+            <wp:docPr id="754862038" name="Picture 1" descr="The image shows a console screen with a welcome message and a script error, indicating unrecognized keys in a JavaScript file.&#10;&#10;AI-generated content may be incorrect."/>
+            <wp:cNvGraphicFramePr>
+              <a:graphicFrameLocks xmlns:a="http://schemas.openxmlformats.org/drawingml/2006/main" noChangeAspect="1"/>
+            </wp:cNvGraphicFramePr>
+            <a:graphic xmlns:a="http://schemas.openxmlformats.org/drawingml/2006/main">
+              <a:graphicData uri="http://schemas.openxmlformats.org/drawingml/2006/picture">
+                <pic:pic xmlns:pic="http://schemas.openxmlformats.org/drawingml/2006/picture">
+                  <pic:nvPicPr>
+                    <pic:cNvPr id="754862038" name="Picture 1" descr="The image shows a console screen with a welcome message and a script error, indicating unrecognized keys in a JavaScript file.&#10;&#10;AI-generated content may be incorrect."/>
+                    <pic:cNvPicPr/>
+                  </pic:nvPicPr>
+                  <pic:blipFill>
+                    <a:blip r:embed="rId8"/>
+                    <a:stretch>
+                      <a:fillRect/>
+                    </a:stretch>
+                  </pic:blipFill>
+                  <pic:spPr>
+                    <a:xfrm>
+                      <a:off x="0" y="0"/>
+                      <a:ext cx="5731510" cy="2066290"/>
+                    </a:xfrm>
+                    <a:prstGeom prst="rect">
+                      <a:avLst/>
+                    </a:prstGeom>
+                  </pic:spPr>
+                </pic:pic>
+              </a:graphicData>
+            </a:graphic>
+          </wp:inline>
+        </w:drawing>
+      </w:r>
+    </w:p>
+    <w:p>
+      <w:pPr>
+        <w:pStyle w:val="Heading3"/>
+      </w:pPr>
+      <w:r>
+        <w:t>Adding Elements Dynamically</w:t>
+      </w:r>
+    </w:p>
+    <w:p>
+      <w:r>
+        <w:rPr>
+          <w:noProof/>
+        </w:rPr>
+        <w:drawing>
+          <wp:inline distT="0" distB="0" distL="0" distR="0" wp14:anchorId="4A9876F5" wp14:editId="797BC176">
+            <wp:extent cx="5731510" cy="2110105"/>
+            <wp:effectExtent l="0" t="0" r="2540" b="4445"/>
+            <wp:docPr id="362591486" name="Picture 1" descr="The image displays a web console with an error message indicating issues with unrecognized keys in a webpage, along with user details and a submission confirmation.&#10;&#10;AI-generated content may be incorrect."/>
+            <wp:cNvGraphicFramePr>
+              <a:graphicFrameLocks xmlns:a="http://schemas.openxmlformats.org/drawingml/2006/main" noChangeAspect="1"/>
+            </wp:cNvGraphicFramePr>
+            <a:graphic xmlns:a="http://schemas.openxmlformats.org/drawingml/2006/main">
+              <a:graphicData uri="http://schemas.openxmlformats.org/drawingml/2006/picture">
+                <pic:pic xmlns:pic="http://schemas.openxmlformats.org/drawingml/2006/picture">
+                  <pic:nvPicPr>
+                    <pic:cNvPr id="362591486" name="Picture 1" descr="The image displays a web console with an error message indicating issues with unrecognized keys in a webpage, along with user details and a submission confirmation.&#10;&#10;AI-generated content may be incorrect."/>
+                    <pic:cNvPicPr/>
+                  </pic:nvPicPr>
+                  <pic:blipFill>
+                    <a:blip r:embed="rId9"/>
+                    <a:stretch>
+                      <a:fillRect/>
+                    </a:stretch>
+                  </pic:blipFill>
+                  <pic:spPr>
+                    <a:xfrm>
+                      <a:off x="0" y="0"/>
+                      <a:ext cx="5731510" cy="2110105"/>
+                    </a:xfrm>
+                    <a:prstGeom prst="rect">
+                      <a:avLst/>
+                    </a:prstGeom>
+                  </pic:spPr>
+                </pic:pic>
+              </a:graphicData>
+            </a:graphic>
+          </wp:inline>
+        </w:drawing>
+      </w:r>
+    </w:p>
+    <w:p>
+      <w:pPr>
+        <w:pStyle w:val="Heading2"/>
+      </w:pPr>
+      <w:r>
+        <w:lastRenderedPageBreak/>
+        <w:t>Practical Skill 5: Events</w:t>
+      </w:r>
+    </w:p>
+    <w:p>
+      <w:pPr>
+        <w:pStyle w:val="Heading3"/>
+      </w:pPr>
+      <w:r>
+        <w:t>Input Event Example: Character Counter</w:t>
+      </w:r>
+    </w:p>
+    <w:p>
+      <w:r>
+        <w:rPr>
+          <w:noProof/>
+        </w:rPr>
+        <w:drawing>
+          <wp:inline distT="0" distB="0" distL="0" distR="0" wp14:anchorId="130E091B" wp14:editId="4C7A006B">
+            <wp:extent cx="5731510" cy="4130040"/>
+            <wp:effectExtent l="0" t="0" r="2540" b="3810"/>
+            <wp:docPr id="1951241158" name="Picture 1" descr="The image depicts a web interface for a helpdesk or support form, featuring fields for user information, error messages, and options to submit or clear status.&#10;&#10;AI-generated content may be incorrect."/>
+            <wp:cNvGraphicFramePr>
+              <a:graphicFrameLocks xmlns:a="http://schemas.openxmlformats.org/drawingml/2006/main" noChangeAspect="1"/>
+            </wp:cNvGraphicFramePr>
+            <a:graphic xmlns:a="http://schemas.openxmlformats.org/drawingml/2006/main">
+              <a:graphicData uri="http://schemas.openxmlformats.org/drawingml/2006/picture">
+                <pic:pic xmlns:pic="http://schemas.openxmlformats.org/drawingml/2006/picture">
+                  <pic:nvPicPr>
+                    <pic:cNvPr id="1951241158" name="Picture 1" descr="The image depicts a web interface for a helpdesk or support form, featuring fields for user information, error messages, and options to submit or clear status.&#10;&#10;AI-generated content may be incorrect."/>
+                    <pic:cNvPicPr/>
+                  </pic:nvPicPr>
+                  <pic:blipFill>
+                    <a:blip r:embed="rId10"/>
+                    <a:stretch>
+                      <a:fillRect/>
+                    </a:stretch>
+                  </pic:blipFill>
+                  <pic:spPr>
+                    <a:xfrm>
+                      <a:off x="0" y="0"/>
+                      <a:ext cx="5731510" cy="4130040"/>
+                    </a:xfrm>
+                    <a:prstGeom prst="rect">
+                      <a:avLst/>
+                    </a:prstGeom>
+                  </pic:spPr>
+                </pic:pic>
+              </a:graphicData>
+            </a:graphic>
+          </wp:inline>
+        </w:drawing>
+      </w:r>
+    </w:p>
+    <w:p/>
     <w:sectPr>
       <w:pgSz w:w="11906" w:h="16838"/>
       <w:pgMar w:top="1440" w:right="1440" w:bottom="1440" w:left="1440" w:header="708" w:footer="708" w:gutter="0"/>
